--- a/plugins/vet-marking/skills/marking/assets/templates/MVC_Feedback_Template.docx
+++ b/plugins/vet-marking/skills/marking/assets/templates/MVC_Feedback_Template.docx
@@ -1,5 +1,110 @@
 
-<file path=word/document.xml><?xml version="1.0" encoding="utf-8"?>
+<file path=docProps\app.xml><?xml version="1.0" encoding="utf-8"?>
+<Properties xmlns="http://schemas.openxmlformats.org/officeDocument/2006/extended-properties" xmlns:vt="http://schemas.openxmlformats.org/officeDocument/2006/docPropsVTypes">
+  <Template>Normal</Template>
+  <TotalTime>0</TotalTime>
+  <Pages>1</Pages>
+  <Words>415</Words>
+  <Characters>1601</Characters>
+  <Application>Microsoft Office Word</Application>
+  <DocSecurity>0</DocSecurity>
+  <Lines>88</Lines>
+  <Paragraphs>106</Paragraphs>
+  <ScaleCrop>false</ScaleCrop>
+  <Company>Golden Wattle Group Pty Ltd T/A Meridian Vocational College</Company>
+  <LinksUpToDate>false</LinksUpToDate>
+  <CharactersWithSpaces>1910</CharactersWithSpaces>
+  <SharedDoc>false</SharedDoc>
+  <HyperlinksChanged>false</HyperlinksChanged>
+  <AppVersion>16.0000</AppVersion>
+</Properties>
+</file>
+
+<file path=docProps\core.xml><?xml version="1.0" encoding="utf-8"?>
+<cp:coreProperties xmlns:cp="http://schemas.openxmlformats.org/package/2006/metadata/core-properties" xmlns:dc="http://purl.org/dc/elements/1.1/" xmlns:dcterms="http://purl.org/dc/terms/" xmlns:dcmitype="http://purl.org/dc/dcmitype/" xmlns:xsi="http://www.w3.org/2001/XMLSchema-instance">
+  <dc:title>Student Feedback Sheet</dc:title>
+  <cp:lastModifiedBy>RTOADM</cp:lastModifiedBy>
+  <cp:revision>2</cp:revision>
+  <dcterms:created xsi:type="dcterms:W3CDTF">2026-09-02T06:56:00Z</dcterms:created>
+  <dcterms:modified xsi:type="dcterms:W3CDTF">2026-09-02T06:56:00Z</dcterms:modified>
+</cp:coreProperties>
+</file>
+
+<file path=docProps\custom.xml><?xml version="1.0" encoding="utf-8"?>
+<Properties xmlns="http://schemas.openxmlformats.org/officeDocument/2006/custom-properties" xmlns:vt="http://schemas.openxmlformats.org/officeDocument/2006/docPropsVTypes">
+  <property fmtid="{D5CDD505-2E9C-101B-9397-08002B2CF9AE}" pid="2" name="AccreditationBody">
+    <vt:lpwstr>ASQA</vt:lpwstr>
+  </property>
+  <property fmtid="{D5CDD505-2E9C-101B-9397-08002B2CF9AE}" pid="3" name="AdminEmail">
+    <vt:lpwstr>info@mvc.edu.au</vt:lpwstr>
+  </property>
+  <property fmtid="{D5CDD505-2E9C-101B-9397-08002B2CF9AE}" pid="4" name="CRICOSnumber">
+    <vt:lpwstr>03551M</vt:lpwstr>
+  </property>
+  <property fmtid="{D5CDD505-2E9C-101B-9397-08002B2CF9AE}" pid="5" name="PhoneNumber">
+    <vt:lpwstr>0432 421 482</vt:lpwstr>
+  </property>
+  <property fmtid="{D5CDD505-2E9C-101B-9397-08002B2CF9AE}" pid="6" name="Position1">
+    <vt:lpwstr>CEO</vt:lpwstr>
+  </property>
+  <property fmtid="{D5CDD505-2E9C-101B-9397-08002B2CF9AE}" pid="7" name="Position2">
+    <vt:lpwstr>Director</vt:lpwstr>
+  </property>
+  <property fmtid="{D5CDD505-2E9C-101B-9397-08002B2CF9AE}" pid="8" name="Position3">
+    <vt:lpwstr>&lt;Position 3&gt;</vt:lpwstr>
+  </property>
+  <property fmtid="{D5CDD505-2E9C-101B-9397-08002B2CF9AE}" pid="9" name="Position4">
+    <vt:lpwstr>&lt;Position 4&gt;</vt:lpwstr>
+  </property>
+  <property fmtid="{D5CDD505-2E9C-101B-9397-08002B2CF9AE}" pid="10" name="Position5">
+    <vt:lpwstr>&lt;Position 5&gt;</vt:lpwstr>
+  </property>
+  <property fmtid="{D5CDD505-2E9C-101B-9397-08002B2CF9AE}" pid="11" name="PostCode">
+    <vt:lpwstr>5000</vt:lpwstr>
+  </property>
+  <property fmtid="{D5CDD505-2E9C-101B-9397-08002B2CF9AE}" pid="12" name="RTOnumber">
+    <vt:lpwstr>45039</vt:lpwstr>
+  </property>
+  <property fmtid="{D5CDD505-2E9C-101B-9397-08002B2CF9AE}" pid="13" name="State">
+    <vt:lpwstr>South Australia</vt:lpwstr>
+  </property>
+  <property fmtid="{D5CDD505-2E9C-101B-9397-08002B2CF9AE}" pid="14" name="StreetAddress">
+    <vt:lpwstr>Level 2 West, 50 Grenfell Street</vt:lpwstr>
+  </property>
+  <property fmtid="{D5CDD505-2E9C-101B-9397-08002B2CF9AE}" pid="15" name="Suburb">
+    <vt:lpwstr>Adelaide</vt:lpwstr>
+  </property>
+  <property fmtid="{D5CDD505-2E9C-101B-9397-08002B2CF9AE}" pid="16" name="cmsApprovedBy">
+    <vt:lpwstr>RTO Administrator</vt:lpwstr>
+  </property>
+  <property fmtid="{D5CDD505-2E9C-101B-9397-08002B2CF9AE}" pid="17" name="cmsApprovedDate">
+    <vt:lpwstr>31-08-2026</vt:lpwstr>
+  </property>
+  <property fmtid="{D5CDD505-2E9C-101B-9397-08002B2CF9AE}" pid="18" name="cmsDocCreatedBy">
+    <vt:lpwstr>RTO Administrator</vt:lpwstr>
+  </property>
+  <property fmtid="{D5CDD505-2E9C-101B-9397-08002B2CF9AE}" pid="19" name="cmsDocName">
+    <vt:lpwstr>4. MVC_Student_Feedback_Sheet_Template</vt:lpwstr>
+  </property>
+  <property fmtid="{D5CDD505-2E9C-101B-9397-08002B2CF9AE}" pid="20" name="cmsDocLocation">
+    <vt:lpwstr>\DMS\TRAINING\Ai prompts\AI Administration\\</vt:lpwstr>
+  </property>
+  <property fmtid="{D5CDD505-2E9C-101B-9397-08002B2CF9AE}" pid="21" name="cmsDocNumber">
+    <vt:lpwstr>4516</vt:lpwstr>
+  </property>
+  <property fmtid="{D5CDD505-2E9C-101B-9397-08002B2CF9AE}" pid="22" name="cmsNextReviewDate">
+    <vt:lpwstr>31-08-2027</vt:lpwstr>
+  </property>
+  <property fmtid="{D5CDD505-2E9C-101B-9397-08002B2CF9AE}" pid="23" name="cmsRevision">
+    <vt:lpwstr>1.1</vt:lpwstr>
+  </property>
+  <property fmtid="{D5CDD505-2E9C-101B-9397-08002B2CF9AE}" pid="24" name="cmsRevisionDate">
+    <vt:lpwstr>31-08-2026</vt:lpwstr>
+  </property>
+</Properties>
+</file>
+
+<file path=word\document.xml><?xml version="1.0" encoding="utf-8"?>
 <w:document xmlns:wpc="http://schemas.microsoft.com/office/word/2010/wordprocessingCanvas" xmlns:cx="http://schemas.microsoft.com/office/drawing/2014/chartex" xmlns:cx1="http://schemas.microsoft.com/office/drawing/2015/9/8/chartex" xmlns:mc="http://schemas.openxmlformats.org/markup-compatibility/2006" xmlns:o="urn:schemas-microsoft-com:office:office" xmlns:r="http://schemas.openxmlformats.org/officeDocument/2006/relationships" xmlns:m="http://schemas.openxmlformats.org/officeDocument/2006/math" xmlns:v="urn:schemas-microsoft-com:vml" xmlns:wp14="http://schemas.microsoft.com/office/word/2010/wordprocessingDrawing" xmlns:wp="http://schemas.openxmlformats.org/drawingml/2006/wordprocessingDrawing" xmlns:w10="urn:schemas-microsoft-com:office:word" xmlns:w="http://schemas.openxmlformats.org/wordprocessingml/2006/main" xmlns:w14="http://schemas.microsoft.com/office/word/2010/wordml" xmlns:w15="http://schemas.microsoft.com/office/word/2012/wordml" xmlns:w16se="http://schemas.microsoft.com/office/word/2015/wordml/symex" xmlns:wpg="http://schemas.microsoft.com/office/word/2010/wordprocessingGroup" xmlns:wpi="http://schemas.microsoft.com/office/word/2010/wordprocessingInk" xmlns:wne="http://schemas.microsoft.com/office/word/2006/wordml" xmlns:wps="http://schemas.microsoft.com/office/word/2010/wordprocessingShape" mc:Ignorable="w14 w15 w16se wp14">
   <w:body>
     <w:p>
@@ -151,11 +256,11 @@
               <w:rPr>
                 <w:b/>
                 <w:bCs/>
-                <w:color w:val="234B8C"/>
+                <w:color w:val="000000"/>
                 <w:sz w:val="17"/>
                 <w:szCs w:val="17"/>
               </w:rPr>
-              <w:t>Golden Wattle Group Pty Ltd T/A Meridian Vocational College (MVC)  ·  RTO 45039  ·  CRICOS 03551M</w:t>
+              <w:t xml:space="preserve">Golden Wattle Group Pty Ltd T/A Meridian Vocational College (MVC)  ·  RTO 45039  ·  CRICOS 03551M</w:t>
             </w:r>
           </w:p>
         </w:tc>
@@ -2894,7 +2999,7 @@
 </w:document>
 </file>
 
-<file path=word/endnotes.xml><?xml version="1.0" encoding="utf-8"?>
+<file path=word\endnotes.xml><?xml version="1.0" encoding="utf-8"?>
 <w:endnotes xmlns:wpc="http://schemas.microsoft.com/office/word/2010/wordprocessingCanvas" xmlns:cx="http://schemas.microsoft.com/office/drawing/2014/chartex" xmlns:cx1="http://schemas.microsoft.com/office/drawing/2015/9/8/chartex" xmlns:mc="http://schemas.openxmlformats.org/markup-compatibility/2006" xmlns:o="urn:schemas-microsoft-com:office:office" xmlns:r="http://schemas.openxmlformats.org/officeDocument/2006/relationships" xmlns:m="http://schemas.openxmlformats.org/officeDocument/2006/math" xmlns:v="urn:schemas-microsoft-com:vml" xmlns:wp14="http://schemas.microsoft.com/office/word/2010/wordprocessingDrawing" xmlns:wp="http://schemas.openxmlformats.org/drawingml/2006/wordprocessingDrawing" xmlns:w10="urn:schemas-microsoft-com:office:word" xmlns:w="http://schemas.openxmlformats.org/wordprocessingml/2006/main" xmlns:w14="http://schemas.microsoft.com/office/word/2010/wordml" xmlns:w15="http://schemas.microsoft.com/office/word/2012/wordml" xmlns:w16se="http://schemas.microsoft.com/office/word/2015/wordml/symex" xmlns:wpg="http://schemas.microsoft.com/office/word/2010/wordprocessingGroup" xmlns:wpi="http://schemas.microsoft.com/office/word/2010/wordprocessingInk" xmlns:wne="http://schemas.microsoft.com/office/word/2006/wordml" xmlns:wps="http://schemas.microsoft.com/office/word/2010/wordprocessingShape" mc:Ignorable="w14 w15 w16se wp14">
   <w:endnote w:type="separator" w:id="-1">
     <w:p>
@@ -2913,7 +3018,61 @@
 </w:endnotes>
 </file>
 
-<file path=word/footer1.xml><?xml version="1.0" encoding="utf-8"?>
+<file path=word\fontTable.xml><?xml version="1.0" encoding="utf-8"?>
+<w:fonts xmlns:mc="http://schemas.openxmlformats.org/markup-compatibility/2006" xmlns:r="http://schemas.openxmlformats.org/officeDocument/2006/relationships" xmlns:w="http://schemas.openxmlformats.org/wordprocessingml/2006/main" xmlns:w14="http://schemas.microsoft.com/office/word/2010/wordml" xmlns:w15="http://schemas.microsoft.com/office/word/2012/wordml" xmlns:w16se="http://schemas.microsoft.com/office/word/2015/wordml/symex" mc:Ignorable="w14 w15 w16se">
+  <w:font w:name="Symbol">
+    <w:panose1 w:val="05050102010706020507"/>
+    <w:charset w:val="02"/>
+    <w:family w:val="roman"/>
+    <w:pitch w:val="variable"/>
+    <w:sig w:usb0="00000000" w:usb1="10000000" w:usb2="00000000" w:usb3="00000000" w:csb0="80000000" w:csb1="00000000"/>
+  </w:font>
+  <w:font w:name="Times New Roman">
+    <w:panose1 w:val="02020603050405020304"/>
+    <w:charset w:val="00"/>
+    <w:family w:val="roman"/>
+    <w:pitch w:val="variable"/>
+    <w:sig w:usb0="E0002AFF" w:usb1="C0007841" w:usb2="00000009" w:usb3="00000000" w:csb0="000001FF" w:csb1="00000000"/>
+  </w:font>
+  <w:font w:name="Courier New">
+    <w:panose1 w:val="02070309020205020404"/>
+    <w:charset w:val="00"/>
+    <w:family w:val="modern"/>
+    <w:pitch w:val="fixed"/>
+    <w:sig w:usb0="E0002AFF" w:usb1="C0007843" w:usb2="00000009" w:usb3="00000000" w:csb0="000001FF" w:csb1="00000000"/>
+  </w:font>
+  <w:font w:name="Wingdings">
+    <w:panose1 w:val="05000000000000000000"/>
+    <w:charset w:val="02"/>
+    <w:family w:val="auto"/>
+    <w:pitch w:val="variable"/>
+    <w:sig w:usb0="00000000" w:usb1="10000000" w:usb2="00000000" w:usb3="00000000" w:csb0="80000000" w:csb1="00000000"/>
+  </w:font>
+  <w:font w:name="Arial">
+    <w:panose1 w:val="020B0604020202020204"/>
+    <w:charset w:val="00"/>
+    <w:family w:val="swiss"/>
+    <w:pitch w:val="variable"/>
+    <w:sig w:usb0="E0002AFF" w:usb1="C0007843" w:usb2="00000009" w:usb3="00000000" w:csb0="000001FF" w:csb1="00000000"/>
+  </w:font>
+  <w:font w:name="Calibri Light">
+    <w:panose1 w:val="020F0302020204030204"/>
+    <w:charset w:val="00"/>
+    <w:family w:val="swiss"/>
+    <w:pitch w:val="variable"/>
+    <w:sig w:usb0="A00002EF" w:usb1="4000207B" w:usb2="00000000" w:usb3="00000000" w:csb0="0000019F" w:csb1="00000000"/>
+  </w:font>
+  <w:font w:name="Calibri">
+    <w:panose1 w:val="020F0502020204030204"/>
+    <w:charset w:val="00"/>
+    <w:family w:val="swiss"/>
+    <w:pitch w:val="variable"/>
+    <w:sig w:usb0="E00002FF" w:usb1="4000ACFF" w:usb2="00000001" w:usb3="00000000" w:csb0="0000019F" w:csb1="00000000"/>
+  </w:font>
+</w:fonts>
+</file>
+
+<file path=word\footer1.xml><?xml version="1.0" encoding="utf-8"?>
 <w:ftr xmlns:wpc="http://schemas.microsoft.com/office/word/2010/wordprocessingCanvas" xmlns:cx="http://schemas.microsoft.com/office/drawing/2014/chartex" xmlns:cx1="http://schemas.microsoft.com/office/drawing/2015/9/8/chartex" xmlns:mc="http://schemas.openxmlformats.org/markup-compatibility/2006" xmlns:o="urn:schemas-microsoft-com:office:office" xmlns:r="http://schemas.openxmlformats.org/officeDocument/2006/relationships" xmlns:m="http://schemas.openxmlformats.org/officeDocument/2006/math" xmlns:v="urn:schemas-microsoft-com:vml" xmlns:wp14="http://schemas.microsoft.com/office/word/2010/wordprocessingDrawing" xmlns:wp="http://schemas.openxmlformats.org/drawingml/2006/wordprocessingDrawing" xmlns:w10="urn:schemas-microsoft-com:office:word" xmlns:w="http://schemas.openxmlformats.org/wordprocessingml/2006/main" xmlns:w14="http://schemas.microsoft.com/office/word/2010/wordml" xmlns:w15="http://schemas.microsoft.com/office/word/2012/wordml" xmlns:w16se="http://schemas.microsoft.com/office/word/2015/wordml/symex" xmlns:wpg="http://schemas.microsoft.com/office/word/2010/wordprocessingGroup" xmlns:wpi="http://schemas.microsoft.com/office/word/2010/wordprocessingInk" xmlns:wne="http://schemas.microsoft.com/office/word/2006/wordml" xmlns:wps="http://schemas.microsoft.com/office/word/2010/wordprocessingShape" mc:Ignorable="w14 w15 w16se wp14">
   <w:p>
     <w:pPr>
@@ -2923,7 +3082,7 @@
 </w:ftr>
 </file>
 
-<file path=word/footer2.xml><?xml version="1.0" encoding="utf-8"?>
+<file path=word\footer2.xml><?xml version="1.0" encoding="utf-8"?>
 <w:ftr xmlns:wpc="http://schemas.microsoft.com/office/word/2010/wordprocessingCanvas" xmlns:cx="http://schemas.microsoft.com/office/drawing/2014/chartex" xmlns:cx1="http://schemas.microsoft.com/office/drawing/2015/9/8/chartex" xmlns:mc="http://schemas.openxmlformats.org/markup-compatibility/2006" xmlns:o="urn:schemas-microsoft-com:office:office" xmlns:r="http://schemas.openxmlformats.org/officeDocument/2006/relationships" xmlns:m="http://schemas.openxmlformats.org/officeDocument/2006/math" xmlns:v="urn:schemas-microsoft-com:vml" xmlns:wp14="http://schemas.microsoft.com/office/word/2010/wordprocessingDrawing" xmlns:wp="http://schemas.openxmlformats.org/drawingml/2006/wordprocessingDrawing" xmlns:w10="urn:schemas-microsoft-com:office:word" xmlns:w="http://schemas.openxmlformats.org/wordprocessingml/2006/main" xmlns:w14="http://schemas.microsoft.com/office/word/2010/wordml" xmlns:w15="http://schemas.microsoft.com/office/word/2012/wordml" xmlns:w16se="http://schemas.microsoft.com/office/word/2015/wordml/symex" xmlns:wpg="http://schemas.microsoft.com/office/word/2010/wordprocessingGroup" xmlns:wpi="http://schemas.microsoft.com/office/word/2010/wordprocessingInk" xmlns:wne="http://schemas.microsoft.com/office/word/2006/wordml" xmlns:wps="http://schemas.microsoft.com/office/word/2010/wordprocessingShape" mc:Ignorable="w14 w15 w16se wp14">
   <w:p>
     <w:pPr>
@@ -3059,7 +3218,7 @@
 </w:ftr>
 </file>
 
-<file path=word/footer3.xml><?xml version="1.0" encoding="utf-8"?>
+<file path=word\footer3.xml><?xml version="1.0" encoding="utf-8"?>
 <w:ftr xmlns:wpc="http://schemas.microsoft.com/office/word/2010/wordprocessingCanvas" xmlns:cx="http://schemas.microsoft.com/office/drawing/2014/chartex" xmlns:cx1="http://schemas.microsoft.com/office/drawing/2015/9/8/chartex" xmlns:mc="http://schemas.openxmlformats.org/markup-compatibility/2006" xmlns:o="urn:schemas-microsoft-com:office:office" xmlns:r="http://schemas.openxmlformats.org/officeDocument/2006/relationships" xmlns:m="http://schemas.openxmlformats.org/officeDocument/2006/math" xmlns:v="urn:schemas-microsoft-com:vml" xmlns:wp14="http://schemas.microsoft.com/office/word/2010/wordprocessingDrawing" xmlns:wp="http://schemas.openxmlformats.org/drawingml/2006/wordprocessingDrawing" xmlns:w10="urn:schemas-microsoft-com:office:word" xmlns:w="http://schemas.openxmlformats.org/wordprocessingml/2006/main" xmlns:w14="http://schemas.microsoft.com/office/word/2010/wordml" xmlns:w15="http://schemas.microsoft.com/office/word/2012/wordml" xmlns:w16se="http://schemas.microsoft.com/office/word/2015/wordml/symex" xmlns:wpg="http://schemas.microsoft.com/office/word/2010/wordprocessingGroup" xmlns:wpi="http://schemas.microsoft.com/office/word/2010/wordprocessingInk" xmlns:wne="http://schemas.microsoft.com/office/word/2006/wordml" xmlns:wps="http://schemas.microsoft.com/office/word/2010/wordprocessingShape" mc:Ignorable="w14 w15 w16se wp14">
   <w:p>
     <w:pPr>
@@ -3069,7 +3228,7 @@
 </w:ftr>
 </file>
 
-<file path=word/footnotes.xml><?xml version="1.0" encoding="utf-8"?>
+<file path=word\footnotes.xml><?xml version="1.0" encoding="utf-8"?>
 <w:footnotes xmlns:wpc="http://schemas.microsoft.com/office/word/2010/wordprocessingCanvas" xmlns:cx="http://schemas.microsoft.com/office/drawing/2014/chartex" xmlns:cx1="http://schemas.microsoft.com/office/drawing/2015/9/8/chartex" xmlns:mc="http://schemas.openxmlformats.org/markup-compatibility/2006" xmlns:o="urn:schemas-microsoft-com:office:office" xmlns:r="http://schemas.openxmlformats.org/officeDocument/2006/relationships" xmlns:m="http://schemas.openxmlformats.org/officeDocument/2006/math" xmlns:v="urn:schemas-microsoft-com:vml" xmlns:wp14="http://schemas.microsoft.com/office/word/2010/wordprocessingDrawing" xmlns:wp="http://schemas.openxmlformats.org/drawingml/2006/wordprocessingDrawing" xmlns:w10="urn:schemas-microsoft-com:office:word" xmlns:w="http://schemas.openxmlformats.org/wordprocessingml/2006/main" xmlns:w14="http://schemas.microsoft.com/office/word/2010/wordml" xmlns:w15="http://schemas.microsoft.com/office/word/2012/wordml" xmlns:w16se="http://schemas.microsoft.com/office/word/2015/wordml/symex" xmlns:wpg="http://schemas.microsoft.com/office/word/2010/wordprocessingGroup" xmlns:wpi="http://schemas.microsoft.com/office/word/2010/wordprocessingInk" xmlns:wne="http://schemas.microsoft.com/office/word/2006/wordml" xmlns:wps="http://schemas.microsoft.com/office/word/2010/wordprocessingShape" mc:Ignorable="w14 w15 w16se wp14">
   <w:footnote w:type="separator" w:id="-1">
     <w:p>
@@ -3088,7 +3247,7 @@
 </w:footnotes>
 </file>
 
-<file path=word/header1.xml><?xml version="1.0" encoding="utf-8"?>
+<file path=word\header1.xml><?xml version="1.0" encoding="utf-8"?>
 <w:hdr xmlns:wpc="http://schemas.microsoft.com/office/word/2010/wordprocessingCanvas" xmlns:cx="http://schemas.microsoft.com/office/drawing/2014/chartex" xmlns:cx1="http://schemas.microsoft.com/office/drawing/2015/9/8/chartex" xmlns:mc="http://schemas.openxmlformats.org/markup-compatibility/2006" xmlns:o="urn:schemas-microsoft-com:office:office" xmlns:r="http://schemas.openxmlformats.org/officeDocument/2006/relationships" xmlns:m="http://schemas.openxmlformats.org/officeDocument/2006/math" xmlns:v="urn:schemas-microsoft-com:vml" xmlns:wp14="http://schemas.microsoft.com/office/word/2010/wordprocessingDrawing" xmlns:wp="http://schemas.openxmlformats.org/drawingml/2006/wordprocessingDrawing" xmlns:w10="urn:schemas-microsoft-com:office:word" xmlns:w="http://schemas.openxmlformats.org/wordprocessingml/2006/main" xmlns:w14="http://schemas.microsoft.com/office/word/2010/wordml" xmlns:w15="http://schemas.microsoft.com/office/word/2012/wordml" xmlns:w16se="http://schemas.microsoft.com/office/word/2015/wordml/symex" xmlns:wpg="http://schemas.microsoft.com/office/word/2010/wordprocessingGroup" xmlns:wpi="http://schemas.microsoft.com/office/word/2010/wordprocessingInk" xmlns:wne="http://schemas.microsoft.com/office/word/2006/wordml" xmlns:wps="http://schemas.microsoft.com/office/word/2010/wordprocessingShape" mc:Ignorable="w14 w15 w16se wp14">
   <w:p>
     <w:pPr>
@@ -3098,7 +3257,7 @@
 </w:hdr>
 </file>
 
-<file path=word/header2.xml><?xml version="1.0" encoding="utf-8"?>
+<file path=word\header2.xml><?xml version="1.0" encoding="utf-8"?>
 <w:hdr xmlns:wpc="http://schemas.microsoft.com/office/word/2010/wordprocessingCanvas" xmlns:cx="http://schemas.microsoft.com/office/drawing/2014/chartex" xmlns:cx1="http://schemas.microsoft.com/office/drawing/2015/9/8/chartex" xmlns:mc="http://schemas.openxmlformats.org/markup-compatibility/2006" xmlns:o="urn:schemas-microsoft-com:office:office" xmlns:r="http://schemas.openxmlformats.org/officeDocument/2006/relationships" xmlns:m="http://schemas.openxmlformats.org/officeDocument/2006/math" xmlns:v="urn:schemas-microsoft-com:vml" xmlns:wp14="http://schemas.microsoft.com/office/word/2010/wordprocessingDrawing" xmlns:wp="http://schemas.openxmlformats.org/drawingml/2006/wordprocessingDrawing" xmlns:w10="urn:schemas-microsoft-com:office:word" xmlns:w="http://schemas.openxmlformats.org/wordprocessingml/2006/main" xmlns:w14="http://schemas.microsoft.com/office/word/2010/wordml" xmlns:w15="http://schemas.microsoft.com/office/word/2012/wordml" xmlns:w16se="http://schemas.microsoft.com/office/word/2015/wordml/symex" xmlns:wpg="http://schemas.microsoft.com/office/word/2010/wordprocessingGroup" xmlns:wpi="http://schemas.microsoft.com/office/word/2010/wordprocessingInk" xmlns:wne="http://schemas.microsoft.com/office/word/2006/wordml" xmlns:wps="http://schemas.microsoft.com/office/word/2010/wordprocessingShape" mc:Ignorable="w14 w15 w16se wp14">
   <w:p>
     <w:pPr>
@@ -3217,7 +3376,7 @@
 </w:hdr>
 </file>
 
-<file path=word/header3.xml><?xml version="1.0" encoding="utf-8"?>
+<file path=word\header3.xml><?xml version="1.0" encoding="utf-8"?>
 <w:hdr xmlns:wpc="http://schemas.microsoft.com/office/word/2010/wordprocessingCanvas" xmlns:cx="http://schemas.microsoft.com/office/drawing/2014/chartex" xmlns:cx1="http://schemas.microsoft.com/office/drawing/2015/9/8/chartex" xmlns:mc="http://schemas.openxmlformats.org/markup-compatibility/2006" xmlns:o="urn:schemas-microsoft-com:office:office" xmlns:r="http://schemas.openxmlformats.org/officeDocument/2006/relationships" xmlns:m="http://schemas.openxmlformats.org/officeDocument/2006/math" xmlns:v="urn:schemas-microsoft-com:vml" xmlns:wp14="http://schemas.microsoft.com/office/word/2010/wordprocessingDrawing" xmlns:wp="http://schemas.openxmlformats.org/drawingml/2006/wordprocessingDrawing" xmlns:w10="urn:schemas-microsoft-com:office:word" xmlns:w="http://schemas.openxmlformats.org/wordprocessingml/2006/main" xmlns:w14="http://schemas.microsoft.com/office/word/2010/wordml" xmlns:w15="http://schemas.microsoft.com/office/word/2012/wordml" xmlns:w16se="http://schemas.microsoft.com/office/word/2015/wordml/symex" xmlns:wpg="http://schemas.microsoft.com/office/word/2010/wordprocessingGroup" xmlns:wpi="http://schemas.microsoft.com/office/word/2010/wordprocessingInk" xmlns:wne="http://schemas.microsoft.com/office/word/2006/wordml" xmlns:wps="http://schemas.microsoft.com/office/word/2010/wordprocessingShape" mc:Ignorable="w14 w15 w16se wp14">
   <w:p>
     <w:pPr>
@@ -3227,7 +3386,7 @@
 </w:hdr>
 </file>
 
-<file path=word/numbering.xml><?xml version="1.0" encoding="utf-8"?>
+<file path=word\numbering.xml><?xml version="1.0" encoding="utf-8"?>
 <w:numbering xmlns:wpc="http://schemas.microsoft.com/office/word/2010/wordprocessingCanvas" xmlns:cx="http://schemas.microsoft.com/office/drawing/2014/chartex" xmlns:cx1="http://schemas.microsoft.com/office/drawing/2015/9/8/chartex" xmlns:mc="http://schemas.openxmlformats.org/markup-compatibility/2006" xmlns:o="urn:schemas-microsoft-com:office:office" xmlns:r="http://schemas.openxmlformats.org/officeDocument/2006/relationships" xmlns:m="http://schemas.openxmlformats.org/officeDocument/2006/math" xmlns:v="urn:schemas-microsoft-com:vml" xmlns:wp14="http://schemas.microsoft.com/office/word/2010/wordprocessingDrawing" xmlns:wp="http://schemas.openxmlformats.org/drawingml/2006/wordprocessingDrawing" xmlns:w10="urn:schemas-microsoft-com:office:word" xmlns:w="http://schemas.openxmlformats.org/wordprocessingml/2006/main" xmlns:w14="http://schemas.microsoft.com/office/word/2010/wordml" xmlns:w15="http://schemas.microsoft.com/office/word/2012/wordml" xmlns:w16se="http://schemas.microsoft.com/office/word/2015/wordml/symex" xmlns:wpg="http://schemas.microsoft.com/office/word/2010/wordprocessingGroup" xmlns:wpi="http://schemas.microsoft.com/office/word/2010/wordprocessingInk" xmlns:wne="http://schemas.microsoft.com/office/word/2006/wordml" xmlns:wps="http://schemas.microsoft.com/office/word/2010/wordprocessingShape" mc:Ignorable="w14 w15 w16se wp14">
   <w:abstractNum w:abstractNumId="0" w15:restartNumberingAfterBreak="0">
     <w:nsid w:val="3554201A"/>
@@ -3440,7 +3599,68 @@
 </w:numbering>
 </file>
 
-<file path=word/styles.xml><?xml version="1.0" encoding="utf-8"?>
+<file path=word\settings.xml><?xml version="1.0" encoding="utf-8"?>
+<w:settings xmlns:mc="http://schemas.openxmlformats.org/markup-compatibility/2006" xmlns:o="urn:schemas-microsoft-com:office:office" xmlns:r="http://schemas.openxmlformats.org/officeDocument/2006/relationships" xmlns:m="http://schemas.openxmlformats.org/officeDocument/2006/math" xmlns:v="urn:schemas-microsoft-com:vml" xmlns:w10="urn:schemas-microsoft-com:office:word" xmlns:w="http://schemas.openxmlformats.org/wordprocessingml/2006/main" xmlns:w14="http://schemas.microsoft.com/office/word/2010/wordml" xmlns:w15="http://schemas.microsoft.com/office/word/2012/wordml" xmlns:w16se="http://schemas.microsoft.com/office/word/2015/wordml/symex" xmlns:sl="http://schemas.openxmlformats.org/schemaLibrary/2006/main" mc:Ignorable="w14 w15 w16se">
+  <w:zoom w:percent="105"/>
+  <w:displayBackgroundShape/>
+  <w:revisionView w:markup="0"/>
+  <w:defaultTabStop w:val="720"/>
+  <w:characterSpacingControl w:val="doNotCompress"/>
+  <w:hdrShapeDefaults>
+    <o:shapedefaults v:ext="edit" spidmax="2050"/>
+  </w:hdrShapeDefaults>
+  <w:footnotePr>
+    <w:footnote w:id="-1"/>
+    <w:footnote w:id="0"/>
+  </w:footnotePr>
+  <w:endnotePr>
+    <w:endnote w:id="-1"/>
+    <w:endnote w:id="0"/>
+  </w:endnotePr>
+  <w:compat>
+    <w:compatSetting w:name="compatibilityMode" w:uri="http://schemas.microsoft.com/office/word" w:val="15"/>
+    <w:compatSetting w:name="overrideTableStyleFontSizeAndJustification" w:uri="http://schemas.microsoft.com/office/word" w:val="1"/>
+    <w:compatSetting w:name="enableOpenTypeFeatures" w:uri="http://schemas.microsoft.com/office/word" w:val="1"/>
+    <w:compatSetting w:name="doNotFlipMirrorIndents" w:uri="http://schemas.microsoft.com/office/word" w:val="1"/>
+    <w:compatSetting w:name="differentiateMultirowTableHeaders" w:uri="http://schemas.microsoft.com/office/word" w:val="1"/>
+  </w:compat>
+  <w:rsids>
+    <w:rsidRoot w:val="00C35216"/>
+    <w:rsid w:val="003C14F2"/>
+    <w:rsid w:val="003D38E4"/>
+    <w:rsid w:val="005B6C22"/>
+    <w:rsid w:val="00997CCD"/>
+    <w:rsid w:val="00C35216"/>
+    <w:rsid w:val="00F557D9"/>
+  </w:rsids>
+  <m:mathPr>
+    <m:mathFont m:val="Cambria Math"/>
+    <m:brkBin m:val="before"/>
+    <m:brkBinSub m:val="--"/>
+    <m:smallFrac m:val="0"/>
+    <m:dispDef/>
+    <m:lMargin m:val="0"/>
+    <m:rMargin m:val="0"/>
+    <m:defJc m:val="centerGroup"/>
+    <m:wrapIndent m:val="1440"/>
+    <m:intLim m:val="subSup"/>
+    <m:naryLim m:val="undOvr"/>
+  </m:mathPr>
+  <w:themeFontLang w:val="en-AU"/>
+  <w:clrSchemeMapping w:bg1="light1" w:t1="dark1" w:bg2="light2" w:t2="dark2" w:accent1="accent1" w:accent2="accent2" w:accent3="accent3" w:accent4="accent4" w:accent5="accent5" w:accent6="accent6" w:hyperlink="hyperlink" w:followedHyperlink="followedHyperlink"/>
+  <w:shapeDefaults>
+    <o:shapedefaults v:ext="edit" spidmax="2050"/>
+    <o:shapelayout v:ext="edit">
+      <o:idmap v:ext="edit" data="2"/>
+    </o:shapelayout>
+  </w:shapeDefaults>
+  <w:decimalSymbol w:val="."/>
+  <w:listSeparator w:val=","/>
+  <w15:docId w15:val="{061C219F-AB5F-42FD-8AC0-D243785C616F}"/>
+</w:settings>
+</file>
+
+<file path=word\styles.xml><?xml version="1.0" encoding="utf-8"?>
 <w:styles xmlns:mc="http://schemas.openxmlformats.org/markup-compatibility/2006" xmlns:r="http://schemas.openxmlformats.org/officeDocument/2006/relationships" xmlns:w="http://schemas.openxmlformats.org/wordprocessingml/2006/main" xmlns:w14="http://schemas.microsoft.com/office/word/2010/wordml" xmlns:w15="http://schemas.microsoft.com/office/word/2012/wordml" xmlns:w16se="http://schemas.microsoft.com/office/word/2015/wordml/symex" mc:Ignorable="w14 w15 w16se">
   <w:docDefaults>
     <w:rPrDefault>
@@ -4061,7 +4281,7 @@
 </w:styles>
 </file>
 
-<file path=word/theme/theme1.xml><?xml version="1.0" encoding="utf-8"?>
+<file path=word\theme\theme1.xml><?xml version="1.0" encoding="utf-8"?>
 <a:theme xmlns:a="http://schemas.openxmlformats.org/drawingml/2006/main" name="Office Theme">
   <a:themeElements>
     <a:clrScheme name="Office">
@@ -4320,4 +4540,8 @@
     </a:ext>
   </a:extLst>
 </a:theme>
+</file>
+
+<file path=word\webSettings.xml><?xml version="1.0" encoding="utf-8"?>
+<w:webSettings xmlns:mc="http://schemas.openxmlformats.org/markup-compatibility/2006" xmlns:r="http://schemas.openxmlformats.org/officeDocument/2006/relationships" xmlns:w="http://schemas.openxmlformats.org/wordprocessingml/2006/main" xmlns:w14="http://schemas.microsoft.com/office/word/2010/wordml" xmlns:w15="http://schemas.microsoft.com/office/word/2012/wordml" xmlns:w16se="http://schemas.microsoft.com/office/word/2015/wordml/symex" mc:Ignorable="w14 w15 w16se"/>
 </file>